--- a/backend/templates/template_zh.docx
+++ b/backend/templates/template_zh.docx
@@ -4202,7 +4202,16 @@
           <w:rFonts w:ascii="微軟正黑體" w:eastAsia="微軟正黑體" w:hAnsi="微軟正黑體" w:cs="Calibri" w:hint="eastAsia"/>
           <w:lang w:val="en-GB"/>
         </w:rPr>
-        <w:t>按大學的</w:t>
+        <w:t>按大</w:t>
+      </w:r>
+      <w:bookmarkStart w:id="0" w:name="_GoBack"/>
+      <w:bookmarkEnd w:id="0"/>
+      <w:r>
+        <w:rPr>
+          <w:rFonts w:ascii="微軟正黑體" w:eastAsia="微軟正黑體" w:hAnsi="微軟正黑體" w:cs="Calibri" w:hint="eastAsia"/>
+          <w:lang w:val="en-GB"/>
+        </w:rPr>
+        <w:t>學的</w:t>
       </w:r>
       <w:r>
         <w:rPr>
@@ -4240,22 +4249,14 @@
           <w:lang w:val="en-GB"/>
         </w:rPr>
         <w:t>詳見</w:t>
-      </w:r>
-      <w:r>
-        <w:rPr>
-          <w:rFonts w:ascii="微軟正黑體" w:eastAsia="微軟正黑體" w:hAnsi="微軟正黑體" w:cs="Calibri"/>
-          <w:lang w:val="en-GB"/>
-        </w:rPr>
-        <w:t xml:space="preserve"> </w:t>
       </w:r>
       <w:hyperlink r:id="rId8" w:history="1">
         <w:r>
           <w:rPr>
             <w:rStyle w:val="a3"/>
-            <w:rFonts w:ascii="微軟正黑體" w:eastAsia="微軟正黑體" w:hAnsi="微軟正黑體" w:cs="Calibri"/>
-            <w:lang w:val="en-GB"/>
+            <w:rFonts w:ascii="Times New Roman" w:hAnsi="Times New Roman" w:cs="Times New Roman"/>
           </w:rPr>
-          <w:t>www.mpu.edu.mo/teaching_learning/zh/assessment_strategy.php</w:t>
+          <w:t>https://www.mpu.edu.mo/en/teaching-and-learning-centre/quality-framework/student_assessment_and_examinations/assessment_strategy</w:t>
         </w:r>
       </w:hyperlink>
       <w:r>
@@ -4847,14 +4848,14 @@
         </w:rPr>
         <w:t>要求學生從事研究及學術活動時必須恪守</w:t>
       </w:r>
-      <w:bookmarkStart w:id="0" w:name="_Hlk109130173"/>
+      <w:bookmarkStart w:id="1" w:name="_Hlk109130173"/>
       <w:r>
         <w:rPr>
           <w:rFonts w:ascii="微軟正黑體" w:eastAsia="微軟正黑體" w:hAnsi="微軟正黑體" w:cs="Calibri" w:hint="eastAsia"/>
         </w:rPr>
         <w:t>學術誠信</w:t>
       </w:r>
-      <w:bookmarkEnd w:id="0"/>
+      <w:bookmarkEnd w:id="1"/>
       <w:r>
         <w:rPr>
           <w:rFonts w:ascii="微軟正黑體" w:eastAsia="微軟正黑體" w:hAnsi="微軟正黑體" w:cs="Calibri" w:hint="eastAsia"/>
@@ -5037,10 +5038,9 @@
         <w:r>
           <w:rPr>
             <w:rStyle w:val="a3"/>
-            <w:rFonts w:ascii="微軟正黑體" w:eastAsia="微軟正黑體" w:hAnsi="微軟正黑體" w:cs="Calibri"/>
-            <w:lang w:val="en-GB"/>
+            <w:rFonts w:ascii="Times New Roman" w:hAnsi="Times New Roman" w:cs="Times New Roman"/>
           </w:rPr>
-          <w:t>www.mpu.edu.mo/student_handbook/</w:t>
+          <w:t>https://mpusite.mpu.edu.mo/studenthandbook/</w:t>
         </w:r>
       </w:hyperlink>
       <w:r>
@@ -5116,23 +5116,7 @@
         <w:rFonts w:ascii="Calibri" w:hAnsi="Calibri" w:cs="Calibri"/>
         <w:sz w:val="20"/>
       </w:rPr>
-      <w:t>MPU-LMO-</w:t>
-    </w:r>
-    <w:r>
-      <w:rPr>
-        <w:rFonts w:ascii="Calibri" w:hAnsi="Calibri" w:cs="Calibri"/>
-        <w:sz w:val="20"/>
-      </w:rPr>
-      <w:t>C</w:t>
-    </w:r>
-    <w:bookmarkStart w:id="1" w:name="_GoBack"/>
-    <w:bookmarkEnd w:id="1"/>
-    <w:r>
-      <w:rPr>
-        <w:rFonts w:ascii="Calibri" w:hAnsi="Calibri" w:cs="Calibri"/>
-        <w:sz w:val="20"/>
-      </w:rPr>
-      <w:t>-v02(2023/06)</w:t>
+      <w:t>MPU-LMO-C-v02(2023/06)</w:t>
     </w:r>
     <w:r>
       <w:rPr>
@@ -6507,7 +6491,7 @@
 </file>
 
 <file path=customXml/itemProps1.xml><?xml version="1.0" encoding="utf-8"?>
-<ds:datastoreItem xmlns:ds="http://schemas.openxmlformats.org/officeDocument/2006/customXml" ds:itemID="{9B453119-F2C2-4BE2-AEBC-50AB806274F1}">
+<ds:datastoreItem xmlns:ds="http://schemas.openxmlformats.org/officeDocument/2006/customXml" ds:itemID="{6C34152A-AA7C-4E3D-9562-6C6CCDA7F580}">
   <ds:schemaRefs>
     <ds:schemaRef ds:uri="http://schemas.openxmlformats.org/officeDocument/2006/bibliography"/>
   </ds:schemaRefs>
